--- a/lessons/6-9/homework.docx
+++ b/lessons/6-9/homework.docx
@@ -24,7 +24,7 @@
           <w:i/>
           <w:iCs/>
         </w:rPr>
-        <w:t xml:space="preserve">Lesson 2-2  •  Standard 6.NOS.1</w:t>
+        <w:t xml:space="preserve">Lesson 6-9  •  Standard 6.NOS.1</w:t>
       </w:r>
     </w:p>
     <w:p>
@@ -161,10 +161,10 @@
           <w:b/>
           <w:bCs/>
         </w:rPr>
-        <w:t xml:space="preserve">Whole Number (Número entero)</w:t>
-      </w:r>
-      <w:r>
-        <w:t xml:space="preserve"> — A counting number with no fraction or decimal, like 0, 1, 2, 3.</w:t>
+        <w:t xml:space="preserve">Divide Whole Numbers by Fractions (Dividir números enteros entre fracciones)</w:t>
+      </w:r>
+      <w:r>
+        <w:t xml:space="preserve"> — Find how many fractional groups fit in a whole number by multiplying by the reciprocal.</w:t>
       </w:r>
     </w:p>
     <w:p>
@@ -224,10 +224,10 @@
           <w:b/>
           <w:bCs/>
         </w:rPr>
-        <w:t xml:space="preserve">Fraction (Fracción)</w:t>
-      </w:r>
-      <w:r>
-        <w:t xml:space="preserve"> — A number that shows part of a whole, like 3/4.</w:t>
+        <w:t xml:space="preserve">Whole Number (Número entero)</w:t>
+      </w:r>
+      <w:r>
+        <w:t xml:space="preserve"> — A counting number with no fraction or decimal, like 0, 1, 2, 3.</w:t>
       </w:r>
     </w:p>
     <w:p>
@@ -287,73 +287,10 @@
           <w:b/>
           <w:bCs/>
         </w:rPr>
-        <w:t xml:space="preserve">Reciprocal (Recíproco)</w:t>
-      </w:r>
-      <w:r>
-        <w:t xml:space="preserve"> — A fraction turned upside down.</w:t>
-      </w:r>
-    </w:p>
-    <w:p>
-      <w:pPr>
-        <w:keepNext/>
-        <w:spacing w:after="20" w:before="80"/>
-        <w:jc w:val="center"/>
-      </w:pPr>
-      <w:r>
-        <w:drawing>
-          <wp:inline distT="0" distB="0" distL="0" distR="0">
-            <wp:extent cx="1047750" cy="790575"/>
-            <wp:effectExtent t="0" r="0" b="0" l="0"/>
-            <wp:docPr id="1" name="" descr="" title=""/>
-            <wp:cNvGraphicFramePr>
-              <a:graphicFrameLocks xmlns:a="http://schemas.openxmlformats.org/drawingml/2006/main" noChangeAspect="1"/>
-            </wp:cNvGraphicFramePr>
-            <a:graphic xmlns:a="http://schemas.openxmlformats.org/drawingml/2006/main">
-              <a:graphicData uri="http://schemas.openxmlformats.org/drawingml/2006/picture">
-                <pic:pic xmlns:pic="http://schemas.openxmlformats.org/drawingml/2006/picture">
-                  <pic:nvPicPr>
-                    <pic:cNvPr id="0" name="" descr=""/>
-                    <pic:cNvPicPr>
-                      <a:picLocks noChangeAspect="1" noChangeArrowheads="1"/>
-                    </pic:cNvPicPr>
-                  </pic:nvPicPr>
-                  <pic:blipFill>
-                    <a:blip r:embed="rId9" cstate="none"/>
-                    <a:srcRect/>
-                    <a:stretch>
-                      <a:fillRect/>
-                    </a:stretch>
-                  </pic:blipFill>
-                  <pic:spPr bwMode="auto">
-                    <a:xfrm>
-                      <a:off x="0" y="0"/>
-                      <a:ext cx="1047750" cy="790575"/>
-                    </a:xfrm>
-                    <a:prstGeom prst="rect">
-                      <a:avLst/>
-                    </a:prstGeom>
-                  </pic:spPr>
-                </pic:pic>
-              </a:graphicData>
-            </a:graphic>
-          </wp:inline>
-        </w:drawing>
-      </w:r>
-    </w:p>
-    <w:p>
-      <w:pPr>
-        <w:keepNext/>
-        <w:spacing w:after="120"/>
-      </w:pPr>
-      <w:r>
-        <w:rPr>
-          <w:b/>
-          <w:bCs/>
-        </w:rPr>
-        <w:t xml:space="preserve">Keep, Change, Flip (Mantener, cambiar, invertir)</w:t>
-      </w:r>
-      <w:r>
-        <w:t xml:space="preserve"> — A way to divide fractions: keep the first, change ÷ to ×, flip the second.</w:t>
+        <w:t xml:space="preserve">Fraction (Fracción)</w:t>
+      </w:r>
+      <w:r>
+        <w:t xml:space="preserve"> — A number that shows part of a whole, like 3/4.</w:t>
       </w:r>
     </w:p>
     <w:p>
@@ -413,6 +350,132 @@
           <w:b/>
           <w:bCs/>
         </w:rPr>
+        <w:t xml:space="preserve">Reciprocal (Recíproco)</w:t>
+      </w:r>
+      <w:r>
+        <w:t xml:space="preserve"> — A fraction turned upside down.</w:t>
+      </w:r>
+    </w:p>
+    <w:p>
+      <w:pPr>
+        <w:keepNext/>
+        <w:spacing w:after="20" w:before="80"/>
+        <w:jc w:val="center"/>
+      </w:pPr>
+      <w:r>
+        <w:drawing>
+          <wp:inline distT="0" distB="0" distL="0" distR="0">
+            <wp:extent cx="1047750" cy="790575"/>
+            <wp:effectExtent t="0" r="0" b="0" l="0"/>
+            <wp:docPr id="1" name="" descr="" title=""/>
+            <wp:cNvGraphicFramePr>
+              <a:graphicFrameLocks xmlns:a="http://schemas.openxmlformats.org/drawingml/2006/main" noChangeAspect="1"/>
+            </wp:cNvGraphicFramePr>
+            <a:graphic xmlns:a="http://schemas.openxmlformats.org/drawingml/2006/main">
+              <a:graphicData uri="http://schemas.openxmlformats.org/drawingml/2006/picture">
+                <pic:pic xmlns:pic="http://schemas.openxmlformats.org/drawingml/2006/picture">
+                  <pic:nvPicPr>
+                    <pic:cNvPr id="0" name="" descr=""/>
+                    <pic:cNvPicPr>
+                      <a:picLocks noChangeAspect="1" noChangeArrowheads="1"/>
+                    </pic:cNvPicPr>
+                  </pic:nvPicPr>
+                  <pic:blipFill>
+                    <a:blip r:embed="rId10" cstate="none"/>
+                    <a:srcRect/>
+                    <a:stretch>
+                      <a:fillRect/>
+                    </a:stretch>
+                  </pic:blipFill>
+                  <pic:spPr bwMode="auto">
+                    <a:xfrm>
+                      <a:off x="0" y="0"/>
+                      <a:ext cx="1047750" cy="790575"/>
+                    </a:xfrm>
+                    <a:prstGeom prst="rect">
+                      <a:avLst/>
+                    </a:prstGeom>
+                  </pic:spPr>
+                </pic:pic>
+              </a:graphicData>
+            </a:graphic>
+          </wp:inline>
+        </w:drawing>
+      </w:r>
+    </w:p>
+    <w:p>
+      <w:pPr>
+        <w:keepNext/>
+        <w:spacing w:after="120"/>
+      </w:pPr>
+      <w:r>
+        <w:rPr>
+          <w:b/>
+          <w:bCs/>
+        </w:rPr>
+        <w:t xml:space="preserve">Keep, Change, Flip (Mantener, cambiar, invertir)</w:t>
+      </w:r>
+      <w:r>
+        <w:t xml:space="preserve"> — A way to divide fractions: keep the first, change ÷ to ×, flip the second.</w:t>
+      </w:r>
+    </w:p>
+    <w:p>
+      <w:pPr>
+        <w:keepNext/>
+        <w:spacing w:after="20" w:before="80"/>
+        <w:jc w:val="center"/>
+      </w:pPr>
+      <w:r>
+        <w:drawing>
+          <wp:inline distT="0" distB="0" distL="0" distR="0">
+            <wp:extent cx="1047750" cy="790575"/>
+            <wp:effectExtent t="0" r="0" b="0" l="0"/>
+            <wp:docPr id="1" name="" descr="" title=""/>
+            <wp:cNvGraphicFramePr>
+              <a:graphicFrameLocks xmlns:a="http://schemas.openxmlformats.org/drawingml/2006/main" noChangeAspect="1"/>
+            </wp:cNvGraphicFramePr>
+            <a:graphic xmlns:a="http://schemas.openxmlformats.org/drawingml/2006/main">
+              <a:graphicData uri="http://schemas.openxmlformats.org/drawingml/2006/picture">
+                <pic:pic xmlns:pic="http://schemas.openxmlformats.org/drawingml/2006/picture">
+                  <pic:nvPicPr>
+                    <pic:cNvPr id="0" name="" descr=""/>
+                    <pic:cNvPicPr>
+                      <a:picLocks noChangeAspect="1" noChangeArrowheads="1"/>
+                    </pic:cNvPicPr>
+                  </pic:nvPicPr>
+                  <pic:blipFill>
+                    <a:blip r:embed="rId11" cstate="none"/>
+                    <a:srcRect/>
+                    <a:stretch>
+                      <a:fillRect/>
+                    </a:stretch>
+                  </pic:blipFill>
+                  <pic:spPr bwMode="auto">
+                    <a:xfrm>
+                      <a:off x="0" y="0"/>
+                      <a:ext cx="1047750" cy="790575"/>
+                    </a:xfrm>
+                    <a:prstGeom prst="rect">
+                      <a:avLst/>
+                    </a:prstGeom>
+                  </pic:spPr>
+                </pic:pic>
+              </a:graphicData>
+            </a:graphic>
+          </wp:inline>
+        </w:drawing>
+      </w:r>
+    </w:p>
+    <w:p>
+      <w:pPr>
+        <w:keepNext/>
+        <w:spacing w:after="120"/>
+      </w:pPr>
+      <w:r>
+        <w:rPr>
+          <w:b/>
+          <w:bCs/>
+        </w:rPr>
         <w:t xml:space="preserve">Quotient (Cociente)</w:t>
       </w:r>
       <w:r>
@@ -1087,7 +1150,7 @@
           <w:b/>
           <w:bCs/>
         </w:rPr>
-        <w:t xml:space="preserve">6. onLevel — Spot the Common Mistake</w:t>
+        <w:t xml:space="preserve">6. Spot the Common Mistake</w:t>
       </w:r>
     </w:p>
     <w:p>
@@ -1598,7 +1661,7 @@
           <w:b/>
           <w:bCs/>
         </w:rPr>
-        <w:t xml:space="preserve">6. onLevel — Spot the Common Mistake</w:t>
+        <w:t xml:space="preserve">6. Spot the Common Mistake</w:t>
       </w:r>
     </w:p>
     <w:p>
@@ -1615,6 +1678,14 @@
       </w:pPr>
       <w:r>
         <w:t xml:space="preserve">     Correct work: Keep the dividend 8 the same and flip only the divisor: 8 × 4/3 = 32/3 = 10 2/3. The mistake was flipping the whole number 8 into 1/8 instead of flipping the divisor 3/4 into 4/3.</w:t>
+      </w:r>
+    </w:p>
+    <w:p>
+      <w:pPr>
+        <w:spacing w:after="80" w:before="0"/>
+      </w:pPr>
+      <w:r>
+        <w:t xml:space="preserve">     Watch for: Only the divisor gets flipped. The Keep, Change, Flip step turned the dividend 8 into 1/8 and left 3/4 alone, which is backwards; the correct rewrite is 8 × 4/3 = 32/3 = 10 2/3. Since 3/4 is less than 1, more than 8 of those pieces fit into 8 wholes, so a tiny answer like 3/32 cannot be right.</w:t>
       </w:r>
     </w:p>
     <w:p>
